--- a/Self-Service Request Documentation.docx
+++ b/Self-Service Request Documentation.docx
@@ -127,14 +127,6 @@
               <w:szCs w:val="14"/>
             </w:rPr>
           </w:pPr>
-          <w:r>
-            <w:rPr>
-              <w:b/>
-              <w:bCs/>
-              <w:szCs w:val="14"/>
-            </w:rPr>
-            <w:t>z</w:t>
-          </w:r>
         </w:p>
         <w:p>
           <w:pPr>
@@ -291,14 +283,6 @@
                 </w:pict>
               </mc:Fallback>
             </mc:AlternateContent>
-          </w:r>
-          <w:r>
-            <w:rPr>
-              <w:b/>
-              <w:bCs/>
-              <w:szCs w:val="14"/>
-            </w:rPr>
-            <w:t>`</w:t>
           </w:r>
         </w:p>
         <w:p>
@@ -1113,19 +1097,11 @@
                 <w:rFonts w:ascii="Segoe UI" w:eastAsia="Calibri" w:hAnsi="Segoe UI" w:cs="Segoe UI"/>
               </w:rPr>
             </w:pPr>
-            <w:proofErr w:type="spellStart"/>
             <w:r>
               <w:rPr>
                 <w:rFonts w:ascii="Segoe UI" w:hAnsi="Segoe UI" w:cs="Segoe UI"/>
               </w:rPr>
               <w:t>Navu</w:t>
-            </w:r>
-            <w:proofErr w:type="spellEnd"/>
-            <w:r>
-              <w:rPr>
-                <w:rFonts w:ascii="Segoe UI" w:hAnsi="Segoe UI" w:cs="Segoe UI"/>
-              </w:rPr>
-              <w:t xml:space="preserve"> K</w:t>
             </w:r>
           </w:p>
         </w:tc>
@@ -1150,6 +1126,12 @@
                 <w:rFonts w:ascii="Segoe UI" w:eastAsia="Calibri" w:hAnsi="Segoe UI" w:cs="Segoe UI"/>
               </w:rPr>
             </w:pPr>
+            <w:r>
+              <w:rPr>
+                <w:rFonts w:ascii="Segoe UI" w:eastAsia="Calibri" w:hAnsi="Segoe UI" w:cs="Segoe UI"/>
+              </w:rPr>
+              <w:t>**62</w:t>
+            </w:r>
           </w:p>
         </w:tc>
         <w:tc>
@@ -1540,21 +1522,7 @@
           <w:rFonts w:ascii="Segoe UI" w:eastAsia="Times New Roman" w:hAnsi="Segoe UI" w:cs="Segoe UI"/>
           <w:lang w:eastAsia="en-US"/>
         </w:rPr>
-        <w:t xml:space="preserve">This document outlines the </w:t>
-      </w:r>
-      <w:r>
-        <w:rPr>
-          <w:rFonts w:ascii="Segoe UI" w:eastAsia="Times New Roman" w:hAnsi="Segoe UI" w:cs="Segoe UI"/>
-          <w:lang w:eastAsia="en-US"/>
-        </w:rPr>
-        <w:t>requirements</w:t>
-      </w:r>
-      <w:r>
-        <w:rPr>
-          <w:rFonts w:ascii="Segoe UI" w:eastAsia="Times New Roman" w:hAnsi="Segoe UI" w:cs="Segoe UI"/>
-          <w:lang w:eastAsia="en-US"/>
-        </w:rPr>
-        <w:t xml:space="preserve"> and proposed approach for developing a </w:t>
+        <w:t xml:space="preserve">This document outlines the requirements and proposed approach for developing a </w:t>
       </w:r>
       <w:r>
         <w:rPr>
@@ -1595,25 +1563,7 @@
           <w:bCs/>
           <w:lang w:eastAsia="en-US"/>
         </w:rPr>
-        <w:t xml:space="preserve">Oracle E-Business Suite (EBS) </w:t>
-      </w:r>
-      <w:r>
-        <w:rPr>
-          <w:rFonts w:ascii="Segoe UI" w:eastAsia="Times New Roman" w:hAnsi="Segoe UI" w:cs="Segoe UI"/>
-          <w:b/>
-          <w:bCs/>
-          <w:lang w:eastAsia="en-US"/>
-        </w:rPr>
-        <w:t xml:space="preserve">and EBS </w:t>
-      </w:r>
-      <w:r>
-        <w:rPr>
-          <w:rFonts w:ascii="Segoe UI" w:eastAsia="Times New Roman" w:hAnsi="Segoe UI" w:cs="Segoe UI"/>
-          <w:b/>
-          <w:bCs/>
-          <w:lang w:eastAsia="en-US"/>
-        </w:rPr>
-        <w:t>Workflow Engine</w:t>
+        <w:t>Oracle E-Business Suite (EBS) and EBS Workflow Engine</w:t>
       </w:r>
       <w:r>
         <w:rPr>
@@ -1692,14 +1642,12 @@
         </w:rPr>
         <w:t xml:space="preserve">The proposed Self-Service Request Page will consist of three main </w:t>
       </w:r>
-      <w:proofErr w:type="gramStart"/>
       <w:r>
         <w:rPr>
           <w:rFonts w:ascii="Segoe UI" w:hAnsi="Segoe UI" w:cs="Segoe UI"/>
         </w:rPr>
-        <w:t>page</w:t>
+        <w:t>pages</w:t>
       </w:r>
-      <w:proofErr w:type="gramEnd"/>
       <w:r>
         <w:rPr>
           <w:rFonts w:ascii="Segoe UI" w:hAnsi="Segoe UI" w:cs="Segoe UI"/>
@@ -1734,7 +1682,19 @@
         <w:rPr>
           <w:rFonts w:ascii="Segoe UI" w:hAnsi="Segoe UI" w:cs="Segoe UI"/>
         </w:rPr>
-        <w:t>This page will allow administrators to define various Request Types and their associated fields. Each request type can have a different set of input fields, which will configured and stored for dynamic rendering during request creation. This enables flexibility to support multiple request scenarios, such as Leave Request, Loan Request etc.</w:t>
+        <w:t xml:space="preserve">This page will allow administrators to define various Request Types and their associated fields. Each request type can have a different set of input fields, which will </w:t>
+      </w:r>
+      <w:r>
+        <w:rPr>
+          <w:rFonts w:ascii="Segoe UI" w:hAnsi="Segoe UI" w:cs="Segoe UI"/>
+        </w:rPr>
+        <w:t xml:space="preserve">be </w:t>
+      </w:r>
+      <w:r>
+        <w:rPr>
+          <w:rFonts w:ascii="Segoe UI" w:hAnsi="Segoe UI" w:cs="Segoe UI"/>
+        </w:rPr>
+        <w:t>configured and stored for dynamic rendering during request creation. This enables flexibility to support multiple request scenarios, such as Leave Request, Loan Request etc.</w:t>
       </w:r>
     </w:p>
     <w:p>
@@ -1794,7 +1754,51 @@
         <w:rPr>
           <w:rFonts w:ascii="Segoe UI" w:hAnsi="Segoe UI" w:cs="Segoe UI"/>
         </w:rPr>
-        <w:t xml:space="preserve"> Display only the requests raised by the logged-in user.</w:t>
+        <w:t xml:space="preserve"> Display the requests </w:t>
+      </w:r>
+      <w:r>
+        <w:rPr>
+          <w:rFonts w:ascii="Segoe UI" w:hAnsi="Segoe UI" w:cs="Segoe UI"/>
+        </w:rPr>
+        <w:t xml:space="preserve">which are </w:t>
+      </w:r>
+      <w:r>
+        <w:rPr>
+          <w:rFonts w:ascii="Segoe UI" w:hAnsi="Segoe UI" w:cs="Segoe UI"/>
+        </w:rPr>
+        <w:t>raised by the logged-in user.</w:t>
+      </w:r>
+    </w:p>
+    <w:p>
+      <w:pPr>
+        <w:pStyle w:val="ListParagraph"/>
+        <w:numPr>
+          <w:ilvl w:val="0"/>
+          <w:numId w:val="44"/>
+        </w:numPr>
+        <w:rPr>
+          <w:rFonts w:ascii="Segoe UI" w:hAnsi="Segoe UI" w:cs="Segoe UI"/>
+        </w:rPr>
+      </w:pPr>
+      <w:r>
+        <w:rPr>
+          <w:rFonts w:ascii="Segoe UI" w:hAnsi="Segoe UI" w:cs="Segoe UI"/>
+          <w:b/>
+          <w:bCs/>
+        </w:rPr>
+        <w:t>Manager Role:</w:t>
+      </w:r>
+      <w:r>
+        <w:rPr>
+          <w:rFonts w:ascii="Segoe UI" w:hAnsi="Segoe UI" w:cs="Segoe UI"/>
+        </w:rPr>
+        <w:t xml:space="preserve"> Display the requests which are </w:t>
+      </w:r>
+      <w:r>
+        <w:rPr>
+          <w:rFonts w:ascii="Segoe UI" w:hAnsi="Segoe UI" w:cs="Segoe UI"/>
+        </w:rPr>
+        <w:t>pending for approval.</w:t>
       </w:r>
     </w:p>
     <w:p>
@@ -1891,219 +1895,62 @@
     </w:p>
     <w:p>
       <w:pPr>
-        <w:pStyle w:val="ListParagraph"/>
-        <w:numPr>
-          <w:ilvl w:val="0"/>
-          <w:numId w:val="45"/>
-        </w:numPr>
         <w:rPr>
           <w:rFonts w:ascii="Segoe UI" w:hAnsi="Segoe UI" w:cs="Segoe UI"/>
+          <w:b/>
+          <w:bCs/>
         </w:rPr>
       </w:pPr>
       <w:r>
         <w:rPr>
           <w:rFonts w:ascii="Segoe UI" w:hAnsi="Segoe UI" w:cs="Segoe UI"/>
+          <w:b/>
+          <w:bCs/>
         </w:rPr>
-        <w:t>Leave Request</w:t>
+        <w:t xml:space="preserve">      </w:t>
       </w:r>
-    </w:p>
-    <w:p>
-      <w:pPr>
-        <w:pStyle w:val="ListParagraph"/>
-        <w:numPr>
-          <w:ilvl w:val="1"/>
-          <w:numId w:val="45"/>
-        </w:numPr>
-        <w:rPr>
-          <w:rFonts w:ascii="Segoe UI" w:hAnsi="Segoe UI" w:cs="Segoe UI"/>
-        </w:rPr>
-      </w:pPr>
       <w:r>
         <w:rPr>
           <w:rFonts w:ascii="Segoe UI" w:hAnsi="Segoe UI" w:cs="Segoe UI"/>
+          <w:b/>
+          <w:bCs/>
         </w:rPr>
-        <w:t>Leave Type</w:t>
+        <w:drawing>
+          <wp:inline distT="0" distB="0" distL="0" distR="0" wp14:anchorId="5C95FFD5" wp14:editId="0F1217CF">
+            <wp:extent cx="5427421" cy="3060065"/>
+            <wp:effectExtent l="0" t="0" r="1905" b="6985"/>
+            <wp:docPr id="485378176" name="Picture 1" descr="A screenshot of a form&#10;&#10;AI-generated content may be incorrect."/>
+            <wp:cNvGraphicFramePr>
+              <a:graphicFrameLocks xmlns:a="http://schemas.openxmlformats.org/drawingml/2006/main" noChangeAspect="1"/>
+            </wp:cNvGraphicFramePr>
+            <a:graphic xmlns:a="http://schemas.openxmlformats.org/drawingml/2006/main">
+              <a:graphicData uri="http://schemas.openxmlformats.org/drawingml/2006/picture">
+                <pic:pic xmlns:pic="http://schemas.openxmlformats.org/drawingml/2006/picture">
+                  <pic:nvPicPr>
+                    <pic:cNvPr id="485378176" name="Picture 1" descr="A screenshot of a form&#10;&#10;AI-generated content may be incorrect."/>
+                    <pic:cNvPicPr/>
+                  </pic:nvPicPr>
+                  <pic:blipFill>
+                    <a:blip r:embed="rId13"/>
+                    <a:stretch>
+                      <a:fillRect/>
+                    </a:stretch>
+                  </pic:blipFill>
+                  <pic:spPr>
+                    <a:xfrm>
+                      <a:off x="0" y="0"/>
+                      <a:ext cx="5427841" cy="3060302"/>
+                    </a:xfrm>
+                    <a:prstGeom prst="rect">
+                      <a:avLst/>
+                    </a:prstGeom>
+                  </pic:spPr>
+                </pic:pic>
+              </a:graphicData>
+            </a:graphic>
+          </wp:inline>
+        </w:drawing>
       </w:r>
-    </w:p>
-    <w:p>
-      <w:pPr>
-        <w:pStyle w:val="ListParagraph"/>
-        <w:numPr>
-          <w:ilvl w:val="1"/>
-          <w:numId w:val="45"/>
-        </w:numPr>
-        <w:rPr>
-          <w:rFonts w:ascii="Segoe UI" w:hAnsi="Segoe UI" w:cs="Segoe UI"/>
-        </w:rPr>
-      </w:pPr>
-      <w:r>
-        <w:rPr>
-          <w:rFonts w:ascii="Segoe UI" w:hAnsi="Segoe UI" w:cs="Segoe UI"/>
-        </w:rPr>
-        <w:t>Start Date</w:t>
-      </w:r>
-    </w:p>
-    <w:p>
-      <w:pPr>
-        <w:pStyle w:val="ListParagraph"/>
-        <w:numPr>
-          <w:ilvl w:val="1"/>
-          <w:numId w:val="45"/>
-        </w:numPr>
-        <w:rPr>
-          <w:rFonts w:ascii="Segoe UI" w:hAnsi="Segoe UI" w:cs="Segoe UI"/>
-        </w:rPr>
-      </w:pPr>
-      <w:r>
-        <w:rPr>
-          <w:rFonts w:ascii="Segoe UI" w:hAnsi="Segoe UI" w:cs="Segoe UI"/>
-        </w:rPr>
-        <w:t>End Date</w:t>
-      </w:r>
-    </w:p>
-    <w:p>
-      <w:pPr>
-        <w:pStyle w:val="ListParagraph"/>
-        <w:numPr>
-          <w:ilvl w:val="1"/>
-          <w:numId w:val="45"/>
-        </w:numPr>
-        <w:rPr>
-          <w:rFonts w:ascii="Segoe UI" w:hAnsi="Segoe UI" w:cs="Segoe UI"/>
-        </w:rPr>
-      </w:pPr>
-      <w:r>
-        <w:rPr>
-          <w:rFonts w:ascii="Segoe UI" w:hAnsi="Segoe UI" w:cs="Segoe UI"/>
-        </w:rPr>
-        <w:t>Number of Days</w:t>
-      </w:r>
-    </w:p>
-    <w:p>
-      <w:pPr>
-        <w:pStyle w:val="ListParagraph"/>
-        <w:numPr>
-          <w:ilvl w:val="1"/>
-          <w:numId w:val="45"/>
-        </w:numPr>
-        <w:rPr>
-          <w:rFonts w:ascii="Segoe UI" w:hAnsi="Segoe UI" w:cs="Segoe UI"/>
-        </w:rPr>
-      </w:pPr>
-      <w:r>
-        <w:rPr>
-          <w:rFonts w:ascii="Segoe UI" w:hAnsi="Segoe UI" w:cs="Segoe UI"/>
-        </w:rPr>
-        <w:t>Reason</w:t>
-      </w:r>
-    </w:p>
-    <w:p>
-      <w:pPr>
-        <w:pStyle w:val="ListParagraph"/>
-        <w:ind w:left="1440"/>
-        <w:rPr>
-          <w:rFonts w:ascii="Segoe UI" w:hAnsi="Segoe UI" w:cs="Segoe UI"/>
-        </w:rPr>
-      </w:pPr>
-    </w:p>
-    <w:p>
-      <w:pPr>
-        <w:pStyle w:val="ListParagraph"/>
-        <w:numPr>
-          <w:ilvl w:val="0"/>
-          <w:numId w:val="45"/>
-        </w:numPr>
-        <w:rPr>
-          <w:rFonts w:ascii="Segoe UI" w:hAnsi="Segoe UI" w:cs="Segoe UI"/>
-        </w:rPr>
-      </w:pPr>
-      <w:r>
-        <w:rPr>
-          <w:rFonts w:ascii="Segoe UI" w:hAnsi="Segoe UI" w:cs="Segoe UI"/>
-        </w:rPr>
-        <w:t>Loan Request</w:t>
-      </w:r>
-    </w:p>
-    <w:p>
-      <w:pPr>
-        <w:pStyle w:val="ListParagraph"/>
-        <w:numPr>
-          <w:ilvl w:val="1"/>
-          <w:numId w:val="45"/>
-        </w:numPr>
-        <w:rPr>
-          <w:rFonts w:ascii="Segoe UI" w:hAnsi="Segoe UI" w:cs="Segoe UI"/>
-        </w:rPr>
-      </w:pPr>
-      <w:r>
-        <w:rPr>
-          <w:rFonts w:ascii="Segoe UI" w:hAnsi="Segoe UI" w:cs="Segoe UI"/>
-        </w:rPr>
-        <w:t>Loan Type</w:t>
-      </w:r>
-    </w:p>
-    <w:p>
-      <w:pPr>
-        <w:pStyle w:val="ListParagraph"/>
-        <w:numPr>
-          <w:ilvl w:val="1"/>
-          <w:numId w:val="45"/>
-        </w:numPr>
-        <w:rPr>
-          <w:rFonts w:ascii="Segoe UI" w:hAnsi="Segoe UI" w:cs="Segoe UI"/>
-        </w:rPr>
-      </w:pPr>
-      <w:r>
-        <w:rPr>
-          <w:rFonts w:ascii="Segoe UI" w:hAnsi="Segoe UI" w:cs="Segoe UI"/>
-        </w:rPr>
-        <w:t>Amount</w:t>
-      </w:r>
-    </w:p>
-    <w:p>
-      <w:pPr>
-        <w:pStyle w:val="ListParagraph"/>
-        <w:numPr>
-          <w:ilvl w:val="1"/>
-          <w:numId w:val="45"/>
-        </w:numPr>
-        <w:rPr>
-          <w:rFonts w:ascii="Segoe UI" w:hAnsi="Segoe UI" w:cs="Segoe UI"/>
-        </w:rPr>
-      </w:pPr>
-      <w:r>
-        <w:rPr>
-          <w:rFonts w:ascii="Segoe UI" w:hAnsi="Segoe UI" w:cs="Segoe UI"/>
-        </w:rPr>
-        <w:t>Repayment Months</w:t>
-      </w:r>
-    </w:p>
-    <w:p>
-      <w:pPr>
-        <w:pStyle w:val="ListParagraph"/>
-        <w:numPr>
-          <w:ilvl w:val="1"/>
-          <w:numId w:val="45"/>
-        </w:numPr>
-        <w:rPr>
-          <w:rFonts w:ascii="Segoe UI" w:hAnsi="Segoe UI" w:cs="Segoe UI"/>
-        </w:rPr>
-      </w:pPr>
-      <w:r>
-        <w:rPr>
-          <w:rFonts w:ascii="Segoe UI" w:hAnsi="Segoe UI" w:cs="Segoe UI"/>
-        </w:rPr>
-        <w:t>Reason</w:t>
-      </w:r>
-    </w:p>
-    <w:p>
-      <w:pPr>
-        <w:pStyle w:val="ListParagraph"/>
-        <w:ind w:left="1440"/>
-        <w:rPr>
-          <w:rFonts w:ascii="Segoe UI" w:hAnsi="Segoe UI" w:cs="Segoe UI"/>
-        </w:rPr>
-      </w:pPr>
     </w:p>
     <w:p>
       <w:pPr>
@@ -2117,6 +1964,7 @@
         <w:rPr>
           <w:rFonts w:ascii="Segoe UI" w:hAnsi="Segoe UI" w:cs="Segoe UI"/>
         </w:rPr>
+        <w:lastRenderedPageBreak/>
         <w:t>The page will remain in a single form but will dynamically adjust its input fields according to the selected request type.</w:t>
       </w:r>
     </w:p>
@@ -2135,9 +1983,9 @@
       </w:pPr>
     </w:p>
     <w:sectPr>
-      <w:headerReference w:type="default" r:id="rId13"/>
-      <w:footerReference w:type="default" r:id="rId14"/>
-      <w:headerReference w:type="first" r:id="rId15"/>
+      <w:headerReference w:type="default" r:id="rId14"/>
+      <w:footerReference w:type="default" r:id="rId15"/>
+      <w:headerReference w:type="first" r:id="rId16"/>
       <w:pgSz w:w="11906" w:h="16838"/>
       <w:pgMar w:top="1440" w:right="1440" w:bottom="1440" w:left="1440" w:header="706" w:footer="0" w:gutter="0"/>
       <w:cols w:space="708"/>
@@ -10772,19 +10620,6 @@
 </file>
 
 <file path=customXml/item1.xml><?xml version="1.0" encoding="utf-8"?>
-<?mso-contentType ?>
-<FormTemplates xmlns="http://schemas.microsoft.com/sharepoint/v3/contenttype/forms">
-  <Display>DocumentLibraryForm</Display>
-  <Edit>DocumentLibraryForm</Edit>
-  <New>DocumentLibraryForm</New>
-</FormTemplates>
-</file>
-
-<file path=customXml/item2.xml><?xml version="1.0" encoding="utf-8"?>
-<b:Sources xmlns:b="http://schemas.openxmlformats.org/officeDocument/2006/bibliography" xmlns="http://schemas.openxmlformats.org/officeDocument/2006/bibliography" SelectedStyle="\APASixthEditionOfficeOnline.xsl" StyleName="APA" Version="6"/>
-</file>
-
-<file path=customXml/item3.xml><?xml version="1.0" encoding="utf-8"?>
 <ct:contentTypeSchema xmlns:ct="http://schemas.microsoft.com/office/2006/metadata/contentType" xmlns:ma="http://schemas.microsoft.com/office/2006/metadata/properties/metaAttributes" ct:_="" ma:_="" ma:contentTypeName="Document" ma:contentTypeID="0x010100FB90FFDD31D6474BB574C61B48533662" ma:contentTypeVersion="18" ma:contentTypeDescription="Create a new document." ma:contentTypeScope="" ma:versionID="8594e903c72d644671b81e0e3dcfde0f">
   <xsd:schema xmlns:xsd="http://www.w3.org/2001/XMLSchema" xmlns:xs="http://www.w3.org/2001/XMLSchema" xmlns:p="http://schemas.microsoft.com/office/2006/metadata/properties" xmlns:ns2="92761899-eaa4-4712-8ba3-45138e4d1ff4" xmlns:ns3="5d1294ad-7235-474f-a0e7-a0c875f62237" targetNamespace="http://schemas.microsoft.com/office/2006/metadata/properties" ma:root="true" ma:fieldsID="b0ffcc0b80bf1fbce1aad269ba1e7ca7" ns2:_="" ns3:_="">
     <xsd:import namespace="92761899-eaa4-4712-8ba3-45138e4d1ff4"/>
@@ -11033,23 +10868,20 @@
 </ct:contentTypeSchema>
 </file>
 
-<file path=customXml/itemProps1.xml><?xml version="1.0" encoding="utf-8"?>
-<ds:datastoreItem xmlns:ds="http://schemas.openxmlformats.org/officeDocument/2006/customXml" ds:itemID="{B8135EB1-46C1-4FF0-B785-409909DBD7F7}">
-  <ds:schemaRefs>
-    <ds:schemaRef ds:uri="http://schemas.microsoft.com/sharepoint/v3/contenttype/forms"/>
-  </ds:schemaRefs>
-</ds:datastoreItem>
+<file path=customXml/item2.xml><?xml version="1.0" encoding="utf-8"?>
+<b:Sources xmlns:b="http://schemas.openxmlformats.org/officeDocument/2006/bibliography" xmlns="http://schemas.openxmlformats.org/officeDocument/2006/bibliography" SelectedStyle="\APASixthEditionOfficeOnline.xsl" StyleName="APA" Version="6"/>
 </file>
 
-<file path=customXml/itemProps2.xml><?xml version="1.0" encoding="utf-8"?>
-<ds:datastoreItem xmlns:ds="http://schemas.openxmlformats.org/officeDocument/2006/customXml" ds:itemID="{BF70A605-B108-4899-81F2-E228FD675372}">
-  <ds:schemaRefs>
-    <ds:schemaRef ds:uri="http://schemas.openxmlformats.org/officeDocument/2006/bibliography"/>
-  </ds:schemaRefs>
-</ds:datastoreItem>
+<file path=customXml/item3.xml><?xml version="1.0" encoding="utf-8"?>
+<?mso-contentType ?>
+<FormTemplates xmlns="http://schemas.microsoft.com/sharepoint/v3/contenttype/forms">
+  <Display>DocumentLibraryForm</Display>
+  <Edit>DocumentLibraryForm</Edit>
+  <New>DocumentLibraryForm</New>
+</FormTemplates>
 </file>
 
-<file path=customXml/itemProps3.xml><?xml version="1.0" encoding="utf-8"?>
+<file path=customXml/itemProps1.xml><?xml version="1.0" encoding="utf-8"?>
 <ds:datastoreItem xmlns:ds="http://schemas.openxmlformats.org/officeDocument/2006/customXml" ds:itemID="{276DD5E4-0308-48E4-8C8E-DCAEE3AD0429}">
   <ds:schemaRefs>
     <ds:schemaRef ds:uri="http://schemas.microsoft.com/office/2006/metadata/contentType"/>
@@ -11066,4 +10898,20 @@
     <ds:schemaRef ds:uri="http://schemas.microsoft.com/internal/obd"/>
   </ds:schemaRefs>
 </ds:datastoreItem>
+</file>
+
+<file path=customXml/itemProps2.xml><?xml version="1.0" encoding="utf-8"?>
+<ds:datastoreItem xmlns:ds="http://schemas.openxmlformats.org/officeDocument/2006/customXml" ds:itemID="{BF70A605-B108-4899-81F2-E228FD675372}">
+  <ds:schemaRefs>
+    <ds:schemaRef ds:uri="http://schemas.openxmlformats.org/officeDocument/2006/bibliography"/>
+  </ds:schemaRefs>
+</ds:datastoreItem>
+</file>
+
+<file path=customXml/itemProps3.xml><?xml version="1.0" encoding="utf-8"?>
+<ds:datastoreItem xmlns:ds="http://schemas.openxmlformats.org/officeDocument/2006/customXml" ds:itemID="{B8135EB1-46C1-4FF0-B785-409909DBD7F7}">
+  <ds:schemaRefs>
+    <ds:schemaRef ds:uri="http://schemas.microsoft.com/sharepoint/v3/contenttype/forms"/>
+  </ds:schemaRefs>
+</ds:datastoreItem>
 </file>